--- a/Sprint20260921-20261002/HERO-69149_20260930_120214.docx
+++ b/Sprint20260921-20261002/HERO-69149_20260930_120214.docx
@@ -1166,311 +1166,6 @@
         <w:t>3. No infinite loading state occurs in any Mark Arrival scenario.</w:t>
       </w:r>
     </w:p>
-    <w:p>
-      <w:pPr>
-        <w:spacing w:before="200" w:after="120"/>
-      </w:pPr>
-      <w:r>
-        <w:rPr>
-          <w:rFonts w:ascii="Arial" w:hAnsi="Arial" w:eastAsia="Arial" w:cs="Arial"/>
-          <w:b/>
-          <w:color w:val="000000"/>
-          <w:sz w:val="26"/>
-          <w:u w:val="single"/>
-        </w:rPr>
-        <w:t>Appendix</w:t>
-      </w:r>
-    </w:p>
-    <w:p>
-      <w:pPr>
-        <w:spacing w:before="0" w:after="80"/>
-      </w:pPr>
-      <w:r>
-        <w:rPr>
-          <w:rFonts w:ascii="Arial" w:hAnsi="Arial" w:eastAsia="Arial" w:cs="Arial"/>
-          <w:b/>
-          <w:color w:val="000000"/>
-          <w:sz w:val="20"/>
-          <w:u w:val="none"/>
-        </w:rPr>
-        <w:t>Issue Key:</w:t>
-      </w:r>
-      <w:r>
-        <w:rPr>
-          <w:rFonts w:ascii="Arial" w:hAnsi="Arial" w:eastAsia="Arial" w:cs="Arial"/>
-          <w:b w:val="0"/>
-          <w:color w:val="000000"/>
-          <w:sz w:val="20"/>
-          <w:u w:val="none"/>
-        </w:rPr>
-        <w:t xml:space="preserve"> HERO-69149</w:t>
-      </w:r>
-    </w:p>
-    <w:p>
-      <w:pPr>
-        <w:spacing w:before="0" w:after="80"/>
-      </w:pPr>
-      <w:r>
-        <w:rPr>
-          <w:rFonts w:ascii="Arial" w:hAnsi="Arial" w:eastAsia="Arial" w:cs="Arial"/>
-          <w:b/>
-          <w:color w:val="000000"/>
-          <w:sz w:val="20"/>
-          <w:u w:val="none"/>
-        </w:rPr>
-        <w:t>Summary:</w:t>
-      </w:r>
-      <w:r>
-        <w:rPr>
-          <w:rFonts w:ascii="Arial" w:hAnsi="Arial" w:eastAsia="Arial" w:cs="Arial"/>
-          <w:b w:val="0"/>
-          <w:color w:val="000000"/>
-          <w:sz w:val="20"/>
-          <w:u w:val="none"/>
-        </w:rPr>
-        <w:t xml:space="preserve"> TMS 2.0 - Infinite Loading when mark arrival with POS return error 'Member ID mismatch. Cannot link check'</w:t>
-      </w:r>
-    </w:p>
-    <w:p>
-      <w:pPr>
-        <w:spacing w:before="0" w:after="80"/>
-      </w:pPr>
-      <w:r>
-        <w:rPr>
-          <w:rFonts w:ascii="Arial" w:hAnsi="Arial" w:eastAsia="Arial" w:cs="Arial"/>
-          <w:b/>
-          <w:color w:val="000000"/>
-          <w:sz w:val="20"/>
-          <w:u w:val="none"/>
-        </w:rPr>
-        <w:t>Component:</w:t>
-      </w:r>
-      <w:r>
-        <w:rPr>
-          <w:rFonts w:ascii="Arial" w:hAnsi="Arial" w:eastAsia="Arial" w:cs="Arial"/>
-          <w:b w:val="0"/>
-          <w:color w:val="000000"/>
-          <w:sz w:val="20"/>
-          <w:u w:val="none"/>
-        </w:rPr>
-        <w:t xml:space="preserve"> RESERVATION</w:t>
-      </w:r>
-    </w:p>
-    <w:p>
-      <w:pPr>
-        <w:spacing w:before="0" w:after="80"/>
-      </w:pPr>
-      <w:r>
-        <w:rPr>
-          <w:rFonts w:ascii="Arial" w:hAnsi="Arial" w:eastAsia="Arial" w:cs="Arial"/>
-          <w:b/>
-          <w:color w:val="000000"/>
-          <w:sz w:val="20"/>
-          <w:u w:val="none"/>
-        </w:rPr>
-        <w:t>Sprint:</w:t>
-      </w:r>
-      <w:r>
-        <w:rPr>
-          <w:rFonts w:ascii="Arial" w:hAnsi="Arial" w:eastAsia="Arial" w:cs="Arial"/>
-          <w:b w:val="0"/>
-          <w:color w:val="000000"/>
-          <w:sz w:val="20"/>
-          <w:u w:val="none"/>
-        </w:rPr>
-        <w:t xml:space="preserve"> TMS - 20260921-20261002</w:t>
-      </w:r>
-    </w:p>
-    <w:p>
-      <w:pPr>
-        <w:spacing w:before="0" w:after="80"/>
-      </w:pPr>
-      <w:r>
-        <w:rPr>
-          <w:rFonts w:ascii="Arial" w:hAnsi="Arial" w:eastAsia="Arial" w:cs="Arial"/>
-          <w:b/>
-          <w:color w:val="000000"/>
-          <w:sz w:val="20"/>
-          <w:u w:val="none"/>
-        </w:rPr>
-        <w:t>Acceptance Criteria (from JIRA):</w:t>
-      </w:r>
-    </w:p>
-    <w:p>
-      <w:pPr>
-        <w:spacing w:before="0" w:after="40"/>
-        <w:ind w:left="360" w:hanging="240"/>
-      </w:pPr>
-      <w:r>
-        <w:rPr>
-          <w:rFonts w:ascii="Arial" w:hAnsi="Arial" w:eastAsia="Arial" w:cs="Arial"/>
-          <w:b w:val="0"/>
-          <w:color w:val="000000"/>
-          <w:sz w:val="20"/>
-          <w:u w:val="none"/>
-        </w:rPr>
-        <w:t>1. When Mark Arrival gets an error back from the API, the loading dialog must close and the error alert must show that message (for example "Member ID mismatch. Cannot link check.").</w:t>
-      </w:r>
-    </w:p>
-    <w:p>
-      <w:pPr>
-        <w:spacing w:before="0" w:after="40"/>
-        <w:ind w:left="360" w:hanging="240"/>
-      </w:pPr>
-      <w:r>
-        <w:rPr>
-          <w:rFonts w:ascii="Arial" w:hAnsi="Arial" w:eastAsia="Arial" w:cs="Arial"/>
-          <w:b w:val="0"/>
-          <w:color w:val="000000"/>
-          <w:sz w:val="20"/>
-          <w:u w:val="none"/>
-        </w:rPr>
-        <w:t>2. In mark-arrival save, if the API response contains an error, turn the loader off immediately and open the alert with that message.</w:t>
-      </w:r>
-    </w:p>
-    <w:p>
-      <w:pPr>
-        <w:spacing w:before="0" w:after="40"/>
-        <w:ind w:left="360" w:hanging="240"/>
-      </w:pPr>
-      <w:r>
-        <w:rPr>
-          <w:rFonts w:ascii="Arial" w:hAnsi="Arial" w:eastAsia="Arial" w:cs="Arial"/>
-          <w:b w:val="0"/>
-          <w:color w:val="000000"/>
-          <w:sz w:val="20"/>
-          <w:u w:val="none"/>
-        </w:rPr>
-        <w:t>3. On a rejected request, turn the loader off before the existing error alert.</w:t>
-      </w:r>
-    </w:p>
-    <w:p>
-      <w:pPr>
-        <w:spacing w:before="0" w:after="40"/>
-        <w:ind w:left="360" w:hanging="240"/>
-      </w:pPr>
-      <w:r>
-        <w:rPr>
-          <w:rFonts w:ascii="Arial" w:hAnsi="Arial" w:eastAsia="Arial" w:cs="Arial"/>
-          <w:b w:val="0"/>
-          <w:color w:val="000000"/>
-          <w:sz w:val="20"/>
-          <w:u w:val="none"/>
-        </w:rPr>
-        <w:t>4. No backend change; operation UI only.</w:t>
-      </w:r>
-    </w:p>
-    <w:p>
-      <w:pPr>
-        <w:spacing w:before="0" w:after="40"/>
-        <w:ind w:left="360" w:hanging="240"/>
-      </w:pPr>
-      <w:r>
-        <w:rPr>
-          <w:rFonts w:ascii="Arial" w:hAnsi="Arial" w:eastAsia="Arial" w:cs="Arial"/>
-          <w:b w:val="0"/>
-          <w:color w:val="000000"/>
-          <w:sz w:val="20"/>
-          <w:u w:val="none"/>
-        </w:rPr>
-        <w:t>5. An open-check list with an empty error is unchanged.</w:t>
-      </w:r>
-    </w:p>
-    <w:p>
-      <w:pPr>
-        <w:spacing w:before="0" w:after="80"/>
-      </w:pPr>
-      <w:r>
-        <w:rPr>
-          <w:rFonts w:ascii="Arial" w:hAnsi="Arial" w:eastAsia="Arial" w:cs="Arial"/>
-          <w:b/>
-          <w:color w:val="000000"/>
-          <w:sz w:val="20"/>
-          <w:u w:val="none"/>
-        </w:rPr>
-        <w:t>Regression Scope:</w:t>
-      </w:r>
-    </w:p>
-    <w:p>
-      <w:pPr>
-        <w:spacing w:before="0" w:after="40"/>
-        <w:ind w:left="360" w:hanging="240"/>
-      </w:pPr>
-      <w:r>
-        <w:rPr>
-          <w:rFonts w:ascii="Arial" w:hAnsi="Arial" w:eastAsia="Arial" w:cs="Arial"/>
-          <w:b w:val="0"/>
-          <w:color w:val="000000"/>
-          <w:sz w:val="20"/>
-          <w:u w:val="none"/>
-        </w:rPr>
-        <w:t>1. Mark Arrival save flow in TMS Operation: success, error-body response, and rejected request.</w:t>
-      </w:r>
-    </w:p>
-    <w:p>
-      <w:pPr>
-        <w:spacing w:before="0" w:after="40"/>
-        <w:ind w:left="360" w:hanging="240"/>
-      </w:pPr>
-      <w:r>
-        <w:rPr>
-          <w:rFonts w:ascii="Arial" w:hAnsi="Arial" w:eastAsia="Arial" w:cs="Arial"/>
-          <w:b w:val="0"/>
-          <w:color w:val="000000"/>
-          <w:sz w:val="20"/>
-          <w:u w:val="none"/>
-        </w:rPr>
-        <w:t>2. Loading dialog show/dismiss behavior and error alert display.</w:t>
-      </w:r>
-    </w:p>
-    <w:p>
-      <w:pPr>
-        <w:spacing w:before="0" w:after="40"/>
-        <w:ind w:left="360" w:hanging="240"/>
-      </w:pPr>
-      <w:r>
-        <w:rPr>
-          <w:rFonts w:ascii="Arial" w:hAnsi="Arial" w:eastAsia="Arial" w:cs="Arial"/>
-          <w:b w:val="0"/>
-          <w:color w:val="000000"/>
-          <w:sz w:val="20"/>
-          <w:u w:val="none"/>
-        </w:rPr>
-        <w:t>3. Mark Arrival scenarios involving member mismatch, member changes, completed bookings, and open checks.</w:t>
-      </w:r>
-    </w:p>
-    <w:p>
-      <w:pPr>
-        <w:spacing w:before="0" w:after="40"/>
-        <w:ind w:left="360" w:hanging="240"/>
-      </w:pPr>
-      <w:r>
-        <w:rPr>
-          <w:rFonts w:ascii="Arial" w:hAnsi="Arial" w:eastAsia="Arial" w:cs="Arial"/>
-          <w:b w:val="0"/>
-          <w:color w:val="000000"/>
-          <w:sz w:val="20"/>
-          <w:u w:val="none"/>
-        </w:rPr>
-        <w:t>4. Open-check list handling with an empty error field.</w:t>
-      </w:r>
-    </w:p>
-    <w:p>
-      <w:pPr>
-        <w:spacing w:before="0" w:after="40"/>
-        <w:ind w:left="360" w:hanging="240"/>
-      </w:pPr>
-      <w:r>
-        <w:rPr>
-          <w:rFonts w:ascii="Arial" w:hAnsi="Arial" w:eastAsia="Arial" w:cs="Arial"/>
-          <w:b w:val="0"/>
-          <w:color w:val="000000"/>
-          <w:sz w:val="20"/>
-          <w:u w:val="none"/>
-        </w:rPr>
-        <w:t>5. Functional testing only; no compatibility or performance testing included.</w:t>
-      </w:r>
-    </w:p>
     <w:sectPr>
       <w:pgSz w:w="12240" w:h="15840"/>
       <w:pgMar w:top="1440" w:right="1800" w:bottom="1440" w:left="1800" w:header="720" w:footer="720" w:gutter="0"/>
